--- a/templates/YAKUNIY-OGOHLANTIRISH-NAMUNA.docx
+++ b/templates/YAKUNIY-OGOHLANTIRISH-NAMUNA.docx
@@ -335,7 +335,7 @@
           <w:sz w:val="24"/>
           <w:szCs w:val="24"/>
         </w:rPr>
-        <w:t>«WAFA LEASING» MCHJ (keyingi o‘rinlarda — «Jamiyat») va {kimga_old}{kimga} o‘rtasida {shartnoma_tuzilgan_yil}-yil {shartnoma_tuzilgan_kun}-{shartnoma_tuzilgan_oy}dagi {shartnoma_raqami}-sonli aktivni nasiya savdo asosida oldi-sotdi shartnomasi tuzilgan.</w:t>
+        <w:t>«WAFA LEASING» MCHJ (keyingi o‘rinlarda — «Jamiyat») va {kimga_old}{kimga} o‘rtasida {shartnoma_tuzilgan_yil}-yil {shartnoma_tuzilgan_kun}-{shartnoma_tuzilgan_oy}dagi {shartnoma_raqami}-sonli aktivni {shartnoma_turi} tuzilgan.</w:t>
       </w:r>
     </w:p>
     <w:p>
@@ -652,7 +652,7 @@
           <w:szCs w:val="24"/>
           <w:lang w:val="ru-RU"/>
         </w:rPr>
-        <w:t>nasiya savdo shartnomasini muddatidan oldin bekor qilish va shartnoma bo‘yicha majburiyatlarni muddatidan oldin bajarishni talab qilish;</w:t>
+        <w:t>{shartnoma_turi}ni muddatidan oldin bekor qilish va shartnoma bo‘yicha majburiyatlarni muddatidan oldin bajarishni talab qilish;</w:t>
       </w:r>
     </w:p>
     <w:p>
